--- a/AI大模型在财务场景的应用/项目13_任务13.3_财务数据的保密与脱敏_v1.docx
+++ b/AI大模型在财务场景的应用/项目13_任务13.3_财务数据的保密与脱敏_v1.docx
@@ -16,7 +16,7 @@
           <w:color w:val="000000"/>
           <w:sz w:val="32"/>
         </w:rPr>
-        <w:t>任务13.3 财务数据的保密与脱敏</w:t>
+        <w:t>任务13.3 用AI辅助财务数据的保密与脱敏</w:t>
       </w:r>
     </w:p>
     <w:p>
